--- a/Springboot-Java learning process - Documentation.docx
+++ b/Springboot-Java learning process - Documentation.docx
@@ -43,33 +43,142 @@
     </w:p>
     <w:p>
       <w:r>
-        <w:t>String method length() returns size of word and and charAt() returns character at specified location</w:t>
+        <w:t xml:space="preserve">String method </w:t>
+      </w:r>
+      <w:proofErr w:type="gramStart"/>
+      <w:r>
+        <w:t>length(</w:t>
+      </w:r>
+      <w:proofErr w:type="gramEnd"/>
+      <w:r>
+        <w:t xml:space="preserve">) returns size of word and </w:t>
+      </w:r>
+      <w:proofErr w:type="spellStart"/>
+      <w:r>
+        <w:t>and</w:t>
+      </w:r>
+      <w:proofErr w:type="spellEnd"/>
+      <w:r>
+        <w:t xml:space="preserve"> </w:t>
+      </w:r>
+      <w:proofErr w:type="spellStart"/>
+      <w:r>
+        <w:t>charAt</w:t>
+      </w:r>
+      <w:proofErr w:type="spellEnd"/>
+      <w:r>
+        <w:t>() returns character at specified location</w:t>
       </w:r>
     </w:p>
     <w:p/>
     <w:p>
       <w:r>
-        <w:t>Could check if a word is uppercase using uppercase method e.g</w:t>
-      </w:r>
-    </w:p>
-    <w:p>
-      <w:r>
-        <w:t>for(int i = 0; i&lt;name.length(); i++){</w:t>
-      </w:r>
-    </w:p>
-    <w:p>
-      <w:r>
-        <w:t>char letter = name.charAt(i);</w:t>
-      </w:r>
-    </w:p>
-    <w:p>
-      <w:r>
-        <w:t>if(name[i] == letter.isUpperCase()){</w:t>
-      </w:r>
-    </w:p>
-    <w:p>
-      <w:r>
-        <w:t>System.print.ln(“This letter is upper case”)</w:t>
+        <w:t xml:space="preserve">Could check if a word is uppercase using uppercase method </w:t>
+      </w:r>
+      <w:proofErr w:type="spellStart"/>
+      <w:r>
+        <w:t>e.g</w:t>
+      </w:r>
+      <w:proofErr w:type="spellEnd"/>
+    </w:p>
+    <w:p>
+      <w:proofErr w:type="gramStart"/>
+      <w:r>
+        <w:t>for(</w:t>
+      </w:r>
+      <w:proofErr w:type="gramEnd"/>
+      <w:r>
+        <w:t xml:space="preserve">int </w:t>
+      </w:r>
+      <w:proofErr w:type="spellStart"/>
+      <w:r>
+        <w:t>i</w:t>
+      </w:r>
+      <w:proofErr w:type="spellEnd"/>
+      <w:r>
+        <w:t xml:space="preserve"> = 0; </w:t>
+      </w:r>
+      <w:proofErr w:type="spellStart"/>
+      <w:r>
+        <w:t>i</w:t>
+      </w:r>
+      <w:proofErr w:type="spellEnd"/>
+      <w:r>
+        <w:t>&lt;</w:t>
+      </w:r>
+      <w:proofErr w:type="spellStart"/>
+      <w:r>
+        <w:t>name.length</w:t>
+      </w:r>
+      <w:proofErr w:type="spellEnd"/>
+      <w:r>
+        <w:t xml:space="preserve">(); </w:t>
+      </w:r>
+      <w:proofErr w:type="spellStart"/>
+      <w:r>
+        <w:t>i</w:t>
+      </w:r>
+      <w:proofErr w:type="spellEnd"/>
+      <w:r>
+        <w:t>++){</w:t>
+      </w:r>
+    </w:p>
+    <w:p>
+      <w:r>
+        <w:t xml:space="preserve">char letter = </w:t>
+      </w:r>
+      <w:proofErr w:type="spellStart"/>
+      <w:proofErr w:type="gramStart"/>
+      <w:r>
+        <w:t>name.charAt</w:t>
+      </w:r>
+      <w:proofErr w:type="spellEnd"/>
+      <w:proofErr w:type="gramEnd"/>
+      <w:r>
+        <w:t>(</w:t>
+      </w:r>
+      <w:proofErr w:type="spellStart"/>
+      <w:r>
+        <w:t>i</w:t>
+      </w:r>
+      <w:proofErr w:type="spellEnd"/>
+      <w:r>
+        <w:t>);</w:t>
+      </w:r>
+    </w:p>
+    <w:p>
+      <w:r>
+        <w:t>if(name[</w:t>
+      </w:r>
+      <w:proofErr w:type="spellStart"/>
+      <w:r>
+        <w:t>i</w:t>
+      </w:r>
+      <w:proofErr w:type="spellEnd"/>
+      <w:r>
+        <w:t xml:space="preserve">] == </w:t>
+      </w:r>
+      <w:proofErr w:type="spellStart"/>
+      <w:proofErr w:type="gramStart"/>
+      <w:r>
+        <w:t>letter.isUpperCase</w:t>
+      </w:r>
+      <w:proofErr w:type="spellEnd"/>
+      <w:proofErr w:type="gramEnd"/>
+      <w:r>
+        <w:t>()){</w:t>
+      </w:r>
+    </w:p>
+    <w:p>
+      <w:proofErr w:type="spellStart"/>
+      <w:proofErr w:type="gramStart"/>
+      <w:r>
+        <w:t>System.print.ln</w:t>
+      </w:r>
+      <w:proofErr w:type="spellEnd"/>
+      <w:proofErr w:type="gramEnd"/>
+      <w:r>
+        <w:t>(“This letter is upper case”)</w:t>
       </w:r>
     </w:p>
     <w:p>
@@ -79,17 +188,53 @@
     </w:p>
     <w:p>
       <w:r>
-        <w:t>name[i].isUpperCase();</w:t>
-      </w:r>
-    </w:p>
-    <w:p>
-      <w:r>
-        <w:t>System.out.println(“This character has been converted to upper case”);</w:t>
-      </w:r>
-    </w:p>
-    <w:p>
-      <w:r>
-        <w:t>System.out.println(name[i]);</w:t>
+        <w:t>name[</w:t>
+      </w:r>
+      <w:proofErr w:type="spellStart"/>
+      <w:r>
+        <w:t>i</w:t>
+      </w:r>
+      <w:proofErr w:type="spellEnd"/>
+      <w:proofErr w:type="gramStart"/>
+      <w:r>
+        <w:t>].</w:t>
+      </w:r>
+      <w:proofErr w:type="spellStart"/>
+      <w:r>
+        <w:t>isUpperCase</w:t>
+      </w:r>
+      <w:proofErr w:type="spellEnd"/>
+      <w:proofErr w:type="gramEnd"/>
+      <w:r>
+        <w:t>();</w:t>
+      </w:r>
+    </w:p>
+    <w:p>
+      <w:proofErr w:type="spellStart"/>
+      <w:r>
+        <w:t>System.out.println</w:t>
+      </w:r>
+      <w:proofErr w:type="spellEnd"/>
+      <w:r>
+        <w:t>(“This character has been converted to upper case”);</w:t>
+      </w:r>
+    </w:p>
+    <w:p>
+      <w:proofErr w:type="spellStart"/>
+      <w:r>
+        <w:t>System.out.println</w:t>
+      </w:r>
+      <w:proofErr w:type="spellEnd"/>
+      <w:r>
+        <w:t>(name[</w:t>
+      </w:r>
+      <w:proofErr w:type="spellStart"/>
+      <w:r>
+        <w:t>i</w:t>
+      </w:r>
+      <w:proofErr w:type="spellEnd"/>
+      <w:r>
+        <w:t>]);</w:t>
       </w:r>
     </w:p>
     <w:p>
@@ -104,16 +249,79 @@
     </w:p>
     <w:p>
       <w:r>
-        <w:t>Came up with this on a whim but what it does it that it checks if the character in variable name is uppercase and returns the first statement if it is and if not it goes to else uses string methods</w:t>
-      </w:r>
-      <w:r>
-        <w:t xml:space="preserve"> isUpperCase()</w:t>
+        <w:t xml:space="preserve">Came up with this on a whim but what it does it that it checks if the character in variable name is uppercase and returns the first statement if it is and if </w:t>
+      </w:r>
+      <w:proofErr w:type="gramStart"/>
+      <w:r>
+        <w:t>not</w:t>
+      </w:r>
+      <w:proofErr w:type="gramEnd"/>
+      <w:r>
+        <w:t xml:space="preserve"> it goes to else uses string </w:t>
+      </w:r>
+    </w:p>
+    <w:p>
+      <w:r>
+        <w:t>methods</w:t>
+      </w:r>
+      <w:r>
+        <w:t xml:space="preserve"> </w:t>
+      </w:r>
+      <w:proofErr w:type="spellStart"/>
+      <w:proofErr w:type="gramStart"/>
+      <w:r>
+        <w:t>isUpperCase</w:t>
+      </w:r>
+      <w:proofErr w:type="spellEnd"/>
+      <w:r>
+        <w:t>(</w:t>
+      </w:r>
+      <w:proofErr w:type="gramEnd"/>
+      <w:r>
+        <w:t>)</w:t>
       </w:r>
       <w:r>
         <w:t xml:space="preserve"> to convert it</w:t>
       </w:r>
       <w:r>
         <w:t xml:space="preserve"> to an uppercase letter</w:t>
+      </w:r>
+    </w:p>
+    <w:p>
+      <w:pPr>
+        <w:rPr>
+          <w:b/>
+          <w:bCs/>
+          <w:sz w:val="48"/>
+          <w:szCs w:val="48"/>
+        </w:rPr>
+      </w:pPr>
+      <w:proofErr w:type="spellStart"/>
+      <w:r>
+        <w:rPr>
+          <w:b/>
+          <w:bCs/>
+          <w:sz w:val="48"/>
+          <w:szCs w:val="48"/>
+        </w:rPr>
+        <w:lastRenderedPageBreak/>
+        <w:t>SpringBoot</w:t>
+      </w:r>
+      <w:proofErr w:type="spellEnd"/>
+    </w:p>
+    <w:p>
+      <w:r>
+        <w:t xml:space="preserve">Jackson is a Java library that Spring Boot uses behind the scenes to convert </w:t>
+      </w:r>
+      <w:r>
+        <w:rPr>
+          <w:b/>
+          <w:bCs/>
+        </w:rPr>
+        <w:t>JSON ↔ Java objects</w:t>
+      </w:r>
+      <w:r>
+        <w:t>.</w:t>
       </w:r>
     </w:p>
     <w:sectPr>
@@ -729,7 +937,6 @@
   <w:style w:type="character" w:default="1" w:styleId="DefaultParagraphFont">
     <w:name w:val="Default Paragraph Font"/>
     <w:uiPriority w:val="1"/>
-    <w:semiHidden/>
     <w:unhideWhenUsed/>
   </w:style>
   <w:style w:type="table" w:default="1" w:styleId="TableNormal">
